--- a/documents/procurement-agent-run.docx
+++ b/documents/procurement-agent-run.docx
@@ -140,7 +140,10 @@
         </w:numPr>
       </w:pPr>
       <w:r>
-        <w:t>procurement-agent</w:t>
+        <w:t xml:space="preserve">Key: </w:t>
+      </w:r>
+      <w:r>
+        <w:t>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</w:t>
       </w:r>
     </w:p>
     <w:p>
@@ -152,14 +155,11 @@
         </w:numPr>
       </w:pPr>
       <w:r>
-        <w:t>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</w:t>
-      </w:r>
-    </w:p>
-    <w:p>
-      <w:pPr>
-        <w:pStyle w:val="ListParagraph"/>
-        <w:ind w:left="360"/>
-      </w:pPr>
+        <w:t xml:space="preserve">Alternate Key: </w:t>
+      </w:r>
+      <w:r>
+        <w:t>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</w:t>
+      </w:r>
     </w:p>
     <w:p>
       <w:pPr>
@@ -1221,14 +1221,14 @@
         </w:numPr>
       </w:pPr>
       <w:r>
-        <w:t>Submission Screenshot</w:t>
-      </w:r>
-      <w:r>
-        <w:t>:</w:t>
-      </w:r>
-    </w:p>
-    <w:p>
-      <w:r>
+        <w:t>Submission Screenshot:</w:t>
+      </w:r>
+    </w:p>
+    <w:p>
+      <w:r>
+        <w:rPr>
+          <w:noProof/>
+        </w:rPr>
         <w:drawing>
           <wp:inline distT="0" distB="0" distL="0" distR="0" wp14:anchorId="61E80352" wp14:editId="49821CC2">
             <wp:extent cx="5943600" cy="1912620"/>
@@ -1269,6 +1269,9 @@
     <w:p/>
     <w:p>
       <w:r>
+        <w:rPr>
+          <w:noProof/>
+        </w:rPr>
         <w:lastRenderedPageBreak/>
         <w:drawing>
           <wp:inline distT="0" distB="0" distL="0" distR="0" wp14:anchorId="229CF459" wp14:editId="3F97B832">
@@ -1309,6 +1312,9 @@
     </w:p>
     <w:p>
       <w:r>
+        <w:rPr>
+          <w:noProof/>
+        </w:rPr>
         <w:drawing>
           <wp:inline distT="0" distB="0" distL="0" distR="0" wp14:anchorId="1B18E339" wp14:editId="345E57AB">
             <wp:extent cx="5943600" cy="1992630"/>
